--- a/reports/Heart_Disease_MLOps_Report_Sandip_Bhattacharyya_2025cs05025.docx
+++ b/reports/Heart_Disease_MLOps_Report_Sandip_Bhattacharyya_2025cs05025.docx
@@ -55,7 +55,7 @@
           <w:sz w:val="24"/>
           <w:szCs w:val="24"/>
         </w:rPr>
-        <w:t>https://github.com/2025cs05025/ml_learning.git</w:t>
+        <w:t>https://github.com/sandbh/ml_learning.git</w:t>
       </w:r>
     </w:p>
     <w:p>
@@ -613,7 +613,7 @@
           </w:tcPr>
           <w:p>
             <w:r>
-              <w:t>https://github.com/2025cs05025/ml_learning.git</w:t>
+              <w:t>https://github.com/sandbh/ml_learning.git</w:t>
             </w:r>
           </w:p>
         </w:tc>
@@ -635,7 +635,7 @@
           </w:tcPr>
           <w:p>
             <w:r>
-              <w:t>git clone https://github.com/2025cs05025/ml_learning.git</w:t>
+              <w:t>git clone https://github.com/sandbh/ml_learning.git</w:t>
             </w:r>
           </w:p>
         </w:tc>
@@ -1240,7 +1240,7 @@
           </w:tcPr>
           <w:p>
             <w:r>
-              <w:t>git clone https://github.com/2025cs05025/ml_learning.git</w:t>
+              <w:t>git clone https://github.com/sandbh/ml_learning.git</w:t>
             </w:r>
           </w:p>
         </w:tc>
@@ -1500,7 +1500,7 @@
           <w:rFonts w:ascii="Courier New" w:hAnsi="Courier New"/>
           <w:sz w:val="16"/>
         </w:rPr>
-        <w:t>git clone https://github.com/2025cs05025/ml_learning.git</w:t>
+        <w:t>git clone https://github.com/sandbh/ml_learning.git</w:t>
       </w:r>
       <w:r>
         <w:rPr>
@@ -5446,7 +5446,7 @@
                 <w:rPr>
                   <w:rStyle w:val="Hyperlink"/>
                 </w:rPr>
-                <w:t>https://github.com/2025cs05025/ml_learning#8-docker-api-image-only</w:t>
+                <w:t>https://github.com/sandbh/ml_learning#8-docker-api-image-only</w:t>
               </w:r>
             </w:hyperlink>
           </w:p>
@@ -5500,7 +5500,7 @@
                 <w:rPr>
                   <w:rStyle w:val="Hyperlink"/>
                 </w:rPr>
-                <w:t>https://github.com/2025cs05025/ml_learning#kubernetes-deployment-minikube</w:t>
+                <w:t>https://github.com/sandbh/ml_learning#kubernetes-deployment-minikube</w:t>
               </w:r>
             </w:hyperlink>
           </w:p>
@@ -5976,7 +5976,7 @@
           <w:rPr>
             <w:rStyle w:val="Hyperlink"/>
           </w:rPr>
-          <w:t>https://github.com/2025cs05025/ml_learning/tree/main/screenshots</w:t>
+          <w:t>https://github.com/sandbh/ml_learning/tree/main/screenshots</w:t>
         </w:r>
       </w:hyperlink>
       <w:r>
@@ -5997,7 +5997,7 @@
           <w:rPr>
             <w:rStyle w:val="Hyperlink"/>
           </w:rPr>
-          <w:t>https://github.com/2025cs05025/ml_learning/blob/main/reports/Heart_Disease_MLOps_Evidence_Sandip_Bhattacharyya_2025cs05025.pdf</w:t>
+          <w:t>https://github.com/sandbh/ml_learning/blob/main/reports/Heart_Disease_MLOps_Evidence_Sandip_Bhattacharyya_2025cs05025.pdf</w:t>
         </w:r>
       </w:hyperlink>
     </w:p>
